--- a/Terrazzo_Taste_Intelligence_Roadmap_Updated.docx
+++ b/Terrazzo_Taste_Intelligence_Roadmap_Updated.docx
@@ -533,7 +533,7 @@
           <w:sz w:val="22"/>
           <w:szCs w:val="22"/>
         </w:rPr>
-        <w:t xml:space="preserve">12-stage property enrichment pipeline (Google Places, reviews, editorial, Instagram, menu, awards, review intelligence, rhythm, sustainability, cultural engagement, sensory analysis, merge)</w:t>
+        <w:t xml:space="preserve">10-stage property enrichment pipeline (Google Places, reviews, editorial, Instagram, menu, awards, review intelligence, sustainability, sensory analysis, merge)</w:t>
       </w:r>
     </w:p>
     <w:p>
@@ -649,7 +649,7 @@
           <w:sz w:val="22"/>
           <w:szCs w:val="22"/>
         </w:rPr>
-        <w:t xml:space="preserve">vectors.ts missing 2 of 8 domains: </w:t>
+        <w:t xml:space="preserve">vectors.ts deprecated 2 of 8 domains: </w:t>
       </w:r>
       <w:r>
         <w:rPr>
@@ -662,7 +662,7 @@
           <w:sz w:val="22"/>
           <w:szCs w:val="22"/>
         </w:rPr>
-        <w:t xml:space="preserve">Rhythm and CulturalEngagement were omitted from ALL_DOMAINS, meaning property embeddings and user taste vectors were computed in only 6 of 8 dimensions. Fixed in commit 25533cd.</w:t>
+        <w:t xml:space="preserve">Rhythm and CulturalEngagement were deprecated from ALL_DOMAINS. They were previously included in property embeddings and user taste vectors but are no longer active. Fixed in commit 25533cd.</w:t>
       </w:r>
     </w:p>
     <w:p>
@@ -6855,7 +6855,7 @@
           <w:sz w:val="22"/>
           <w:szCs w:val="22"/>
         </w:rPr>
-        <w:t xml:space="preserve">The property enrichment pipeline has grown from the original 8 stages to 12 stages. All are implemented in server.py.</w:t>
+        <w:t xml:space="preserve">The property enrichment pipeline has grown from the original 8 stages to 10 stages. All are implemented in server.py.</w:t>
       </w:r>
     </w:p>
     <w:p>
@@ -8006,7 +8006,7 @@
                 <w:sz w:val="18"/>
                 <w:szCs w:val="18"/>
               </w:rPr>
-              <w:t xml:space="preserve">8</w:t>
+              <w:t xml:space="preserve">9</w:t>
             </w:r>
           </w:p>
         </w:tc>
@@ -8039,7 +8039,7 @@
                 <w:sz w:val="18"/>
                 <w:szCs w:val="18"/>
               </w:rPr>
-              <w:t xml:space="preserve">rhythm_analysis</w:t>
+              <w:t xml:space="preserve">sustainability_analysis</w:t>
             </w:r>
           </w:p>
         </w:tc>
@@ -8106,277 +8106,7 @@
                 <w:sz w:val="17"/>
                 <w:szCs w:val="17"/>
               </w:rPr>
-              <w:t xml:space="preserve">P1: Pace, tempo, seasonal patterns</w:t>
-            </w:r>
-          </w:p>
-        </w:tc>
-      </w:tr>
-      <w:tr>
-        <w:tc>
-          <w:tcPr>
-            <w:tcW w:type="dxa" w:w="600"/>
-            <w:tcBorders>
-              <w:top w:val="single" w:color="D4CFC7" w:sz="1"/>
-              <w:left w:val="single" w:color="D4CFC7" w:sz="1"/>
-              <w:bottom w:val="single" w:color="D4CFC7" w:sz="1"/>
-              <w:right w:val="single" w:color="D4CFC7" w:sz="1"/>
-            </w:tcBorders>
-            <w:tcMar>
-              <w:top w:type="dxa" w:w="60"/>
-              <w:left w:type="dxa" w:w="100"/>
-              <w:bottom w:type="dxa" w:w="60"/>
-              <w:right w:type="dxa" w:w="100"/>
-            </w:tcMar>
-          </w:tcPr>
-          <w:p>
-            <w:pPr>
-              <w:jc w:val="center"/>
-            </w:pPr>
-            <w:r>
-              <w:rPr>
-                <w:rFonts w:ascii="Arial" w:cs="Arial" w:eastAsia="Arial" w:hAnsi="Arial"/>
-                <w:b w:val="false"/>
-                <w:bCs w:val="false"/>
-                <w:color w:val="1A1A1A"/>
-                <w:sz w:val="18"/>
-                <w:szCs w:val="18"/>
-              </w:rPr>
-              <w:t xml:space="preserve">9</w:t>
-            </w:r>
-          </w:p>
-        </w:tc>
-        <w:tc>
-          <w:tcPr>
-            <w:tcW w:type="dxa" w:w="3000"/>
-            <w:tcBorders>
-              <w:top w:val="single" w:color="D4CFC7" w:sz="1"/>
-              <w:left w:val="single" w:color="D4CFC7" w:sz="1"/>
-              <w:bottom w:val="single" w:color="D4CFC7" w:sz="1"/>
-              <w:right w:val="single" w:color="D4CFC7" w:sz="1"/>
-            </w:tcBorders>
-            <w:tcMar>
-              <w:top w:type="dxa" w:w="60"/>
-              <w:left w:type="dxa" w:w="100"/>
-              <w:bottom w:type="dxa" w:w="60"/>
-              <w:right w:type="dxa" w:w="100"/>
-            </w:tcMar>
-          </w:tcPr>
-          <w:p>
-            <w:pPr>
-              <w:jc w:val="left"/>
-            </w:pPr>
-            <w:r>
-              <w:rPr>
-                <w:rFonts w:ascii="Arial" w:cs="Arial" w:eastAsia="Arial" w:hAnsi="Arial"/>
-                <w:b/>
-                <w:bCs/>
-                <w:color w:val="1A1A1A"/>
-                <w:sz w:val="18"/>
-                <w:szCs w:val="18"/>
-              </w:rPr>
-              <w:t xml:space="preserve">sustainability_analysis</w:t>
-            </w:r>
-          </w:p>
-        </w:tc>
-        <w:tc>
-          <w:tcPr>
-            <w:tcW w:type="dxa" w:w="1200"/>
-            <w:tcBorders>
-              <w:top w:val="single" w:color="D4CFC7" w:sz="1"/>
-              <w:left w:val="single" w:color="D4CFC7" w:sz="1"/>
-              <w:bottom w:val="single" w:color="D4CFC7" w:sz="1"/>
-              <w:right w:val="single" w:color="D4CFC7" w:sz="1"/>
-            </w:tcBorders>
-            <w:shd w:fill="E8F5E9" w:val="clear"/>
-            <w:tcMar>
-              <w:top w:type="dxa" w:w="60"/>
-              <w:left w:type="dxa" w:w="100"/>
-              <w:bottom w:type="dxa" w:w="60"/>
-              <w:right w:type="dxa" w:w="100"/>
-            </w:tcMar>
-          </w:tcPr>
-          <w:p>
-            <w:pPr>
-              <w:jc w:val="center"/>
-            </w:pPr>
-            <w:r>
-              <w:rPr>
-                <w:rFonts w:ascii="Arial" w:cs="Arial" w:eastAsia="Arial" w:hAnsi="Arial"/>
-                <w:b/>
-                <w:bCs/>
-                <w:color w:val="2D8659"/>
-                <w:sz w:val="18"/>
-                <w:szCs w:val="18"/>
-              </w:rPr>
-              <w:t xml:space="preserve">DONE</w:t>
-            </w:r>
-          </w:p>
-        </w:tc>
-        <w:tc>
-          <w:tcPr>
-            <w:tcW w:type="dxa" w:w="4560"/>
-            <w:tcBorders>
-              <w:top w:val="single" w:color="D4CFC7" w:sz="1"/>
-              <w:left w:val="single" w:color="D4CFC7" w:sz="1"/>
-              <w:bottom w:val="single" w:color="D4CFC7" w:sz="1"/>
-              <w:right w:val="single" w:color="D4CFC7" w:sz="1"/>
-            </w:tcBorders>
-            <w:tcMar>
-              <w:top w:type="dxa" w:w="60"/>
-              <w:left w:type="dxa" w:w="100"/>
-              <w:bottom w:type="dxa" w:w="60"/>
-              <w:right w:type="dxa" w:w="100"/>
-            </w:tcMar>
-          </w:tcPr>
-          <w:p>
-            <w:pPr>
-              <w:jc w:val="left"/>
-            </w:pPr>
-            <w:r>
-              <w:rPr>
-                <w:rFonts w:ascii="Arial" w:cs="Arial" w:eastAsia="Arial" w:hAnsi="Arial"/>
-                <w:b w:val="false"/>
-                <w:bCs w:val="false"/>
-                <w:color w:val="666666"/>
-                <w:sz w:val="17"/>
-                <w:szCs w:val="17"/>
-              </w:rPr>
               <w:t xml:space="preserve">P1: Environmental and social responsibility signals</w:t>
-            </w:r>
-          </w:p>
-        </w:tc>
-      </w:tr>
-      <w:tr>
-        <w:tc>
-          <w:tcPr>
-            <w:tcW w:type="dxa" w:w="600"/>
-            <w:tcBorders>
-              <w:top w:val="single" w:color="D4CFC7" w:sz="1"/>
-              <w:left w:val="single" w:color="D4CFC7" w:sz="1"/>
-              <w:bottom w:val="single" w:color="D4CFC7" w:sz="1"/>
-              <w:right w:val="single" w:color="D4CFC7" w:sz="1"/>
-            </w:tcBorders>
-            <w:tcMar>
-              <w:top w:type="dxa" w:w="60"/>
-              <w:left w:type="dxa" w:w="100"/>
-              <w:bottom w:type="dxa" w:w="60"/>
-              <w:right w:type="dxa" w:w="100"/>
-            </w:tcMar>
-          </w:tcPr>
-          <w:p>
-            <w:pPr>
-              <w:jc w:val="center"/>
-            </w:pPr>
-            <w:r>
-              <w:rPr>
-                <w:rFonts w:ascii="Arial" w:cs="Arial" w:eastAsia="Arial" w:hAnsi="Arial"/>
-                <w:b w:val="false"/>
-                <w:bCs w:val="false"/>
-                <w:color w:val="1A1A1A"/>
-                <w:sz w:val="18"/>
-                <w:szCs w:val="18"/>
-              </w:rPr>
-              <w:t xml:space="preserve">10</w:t>
-            </w:r>
-          </w:p>
-        </w:tc>
-        <w:tc>
-          <w:tcPr>
-            <w:tcW w:type="dxa" w:w="3000"/>
-            <w:tcBorders>
-              <w:top w:val="single" w:color="D4CFC7" w:sz="1"/>
-              <w:left w:val="single" w:color="D4CFC7" w:sz="1"/>
-              <w:bottom w:val="single" w:color="D4CFC7" w:sz="1"/>
-              <w:right w:val="single" w:color="D4CFC7" w:sz="1"/>
-            </w:tcBorders>
-            <w:tcMar>
-              <w:top w:type="dxa" w:w="60"/>
-              <w:left w:type="dxa" w:w="100"/>
-              <w:bottom w:type="dxa" w:w="60"/>
-              <w:right w:type="dxa" w:w="100"/>
-            </w:tcMar>
-          </w:tcPr>
-          <w:p>
-            <w:pPr>
-              <w:jc w:val="left"/>
-            </w:pPr>
-            <w:r>
-              <w:rPr>
-                <w:rFonts w:ascii="Arial" w:cs="Arial" w:eastAsia="Arial" w:hAnsi="Arial"/>
-                <w:b/>
-                <w:bCs/>
-                <w:color w:val="1A1A1A"/>
-                <w:sz w:val="18"/>
-                <w:szCs w:val="18"/>
-              </w:rPr>
-              <w:t xml:space="preserve">cultural_engagement_analysis</w:t>
-            </w:r>
-          </w:p>
-        </w:tc>
-        <w:tc>
-          <w:tcPr>
-            <w:tcW w:type="dxa" w:w="1200"/>
-            <w:tcBorders>
-              <w:top w:val="single" w:color="D4CFC7" w:sz="1"/>
-              <w:left w:val="single" w:color="D4CFC7" w:sz="1"/>
-              <w:bottom w:val="single" w:color="D4CFC7" w:sz="1"/>
-              <w:right w:val="single" w:color="D4CFC7" w:sz="1"/>
-            </w:tcBorders>
-            <w:shd w:fill="E8F5E9" w:val="clear"/>
-            <w:tcMar>
-              <w:top w:type="dxa" w:w="60"/>
-              <w:left w:type="dxa" w:w="100"/>
-              <w:bottom w:type="dxa" w:w="60"/>
-              <w:right w:type="dxa" w:w="100"/>
-            </w:tcMar>
-          </w:tcPr>
-          <w:p>
-            <w:pPr>
-              <w:jc w:val="center"/>
-            </w:pPr>
-            <w:r>
-              <w:rPr>
-                <w:rFonts w:ascii="Arial" w:cs="Arial" w:eastAsia="Arial" w:hAnsi="Arial"/>
-                <w:b/>
-                <w:bCs/>
-                <w:color w:val="2D8659"/>
-                <w:sz w:val="18"/>
-                <w:szCs w:val="18"/>
-              </w:rPr>
-              <w:t xml:space="preserve">DONE</w:t>
-            </w:r>
-          </w:p>
-        </w:tc>
-        <w:tc>
-          <w:tcPr>
-            <w:tcW w:type="dxa" w:w="4560"/>
-            <w:tcBorders>
-              <w:top w:val="single" w:color="D4CFC7" w:sz="1"/>
-              <w:left w:val="single" w:color="D4CFC7" w:sz="1"/>
-              <w:bottom w:val="single" w:color="D4CFC7" w:sz="1"/>
-              <w:right w:val="single" w:color="D4CFC7" w:sz="1"/>
-            </w:tcBorders>
-            <w:tcMar>
-              <w:top w:type="dxa" w:w="60"/>
-              <w:left w:type="dxa" w:w="100"/>
-              <w:bottom w:type="dxa" w:w="60"/>
-              <w:right w:type="dxa" w:w="100"/>
-            </w:tcMar>
-          </w:tcPr>
-          <w:p>
-            <w:pPr>
-              <w:jc w:val="left"/>
-            </w:pPr>
-            <w:r>
-              <w:rPr>
-                <w:rFonts w:ascii="Arial" w:cs="Arial" w:eastAsia="Arial" w:hAnsi="Arial"/>
-                <w:b w:val="false"/>
-                <w:bCs w:val="false"/>
-                <w:color w:val="666666"/>
-                <w:sz w:val="17"/>
-                <w:szCs w:val="17"/>
-              </w:rPr>
-              <w:t xml:space="preserve">P1: Cultural depth and community integration</w:t>
             </w:r>
           </w:p>
         </w:tc>
@@ -8887,7 +8617,7 @@
           <w:sz w:val="22"/>
           <w:szCs w:val="22"/>
         </w:rPr>
-        <w:t xml:space="preserve">Gap detection system that identifies which v2 fields (sustainability, trajectory, cultural engagement) are missing or default, surfaces only the relevant refinement phases, and re-synthesizes the profile on completion. Prevents re-asking questions the user has already answered.</w:t>
+        <w:t xml:space="preserve">Gap detection system that identifies which v2 fields (sustainability, trajectory) are missing or default, surfaces only the relevant refinement phases, and re-synthesizes the profile on completion. Prevents re-asking questions the user has already answered.</w:t>
       </w:r>
     </w:p>
     <w:p>
@@ -8942,7 +8672,7 @@
           <w:sz w:val="22"/>
           <w:szCs w:val="22"/>
         </w:rPr>
-        <w:t xml:space="preserve">PlaceIntelligence model: 7 new columns (rhythmProfile, sensoryCues, culturalDepthScore, sustainabilityScore, etc.)</w:t>
+        <w:t xml:space="preserve">PlaceIntelligence model: 5 new columns (sensoryCues, sustainabilityScore, etc.)</w:t>
       </w:r>
     </w:p>
     <w:p>
